--- a/content/CP1972/CP1972-9.docx
+++ b/content/CP1972/CP1972-9.docx
@@ -233,7 +233,7 @@
                           <pic:cNvPicPr/>
                         </pic:nvPicPr>
                         <pic:blipFill>
-                          <a:blip r:link="rId27"/>
+                          <a:blip r:embed="rId27"/>
                           <a:stretch>
                             <a:fillRect/>
                           </a:stretch>
@@ -379,7 +379,7 @@
                     <pic:cNvPicPr/>
                   </pic:nvPicPr>
                   <pic:blipFill>
-                    <a:blip r:link="rId28"/>
+                    <a:blip r:embed="rId28"/>
                     <a:stretch>
                       <a:fillRect/>
                     </a:stretch>
@@ -774,7 +774,7 @@
                           <pic:cNvPicPr/>
                         </pic:nvPicPr>
                         <pic:blipFill>
-                          <a:blip r:link="rId29"/>
+                          <a:blip r:embed="rId29"/>
                           <a:stretch>
                             <a:fillRect/>
                           </a:stretch>
@@ -929,7 +929,7 @@
                     <pic:cNvPicPr/>
                   </pic:nvPicPr>
                   <pic:blipFill>
-                    <a:blip r:link="rId30"/>
+                    <a:blip r:embed="rId30"/>
                     <a:stretch>
                       <a:fillRect/>
                     </a:stretch>
@@ -1257,7 +1257,7 @@
                           <pic:cNvPicPr/>
                         </pic:nvPicPr>
                         <pic:blipFill>
-                          <a:blip r:link="rId31"/>
+                          <a:blip r:embed="rId31"/>
                           <a:stretch>
                             <a:fillRect/>
                           </a:stretch>
@@ -1476,7 +1476,7 @@
                     <pic:cNvPicPr/>
                   </pic:nvPicPr>
                   <pic:blipFill>
-                    <a:blip r:link="rId32"/>
+                    <a:blip r:embed="rId32"/>
                     <a:stretch>
                       <a:fillRect/>
                     </a:stretch>

--- a/content/CP1972/CP1972-9.docx
+++ b/content/CP1972/CP1972-9.docx
@@ -233,7 +233,7 @@
                           <pic:cNvPicPr/>
                         </pic:nvPicPr>
                         <pic:blipFill>
-                          <a:blip r:embed="rId27"/>
+                          <a:blip r:link="rId27"/>
                           <a:stretch>
                             <a:fillRect/>
                           </a:stretch>
@@ -379,7 +379,7 @@
                     <pic:cNvPicPr/>
                   </pic:nvPicPr>
                   <pic:blipFill>
-                    <a:blip r:embed="rId28"/>
+                    <a:blip r:link="rId28"/>
                     <a:stretch>
                       <a:fillRect/>
                     </a:stretch>
@@ -774,7 +774,7 @@
                           <pic:cNvPicPr/>
                         </pic:nvPicPr>
                         <pic:blipFill>
-                          <a:blip r:embed="rId29"/>
+                          <a:blip r:link="rId29"/>
                           <a:stretch>
                             <a:fillRect/>
                           </a:stretch>
@@ -929,7 +929,7 @@
                     <pic:cNvPicPr/>
                   </pic:nvPicPr>
                   <pic:blipFill>
-                    <a:blip r:embed="rId30"/>
+                    <a:blip r:link="rId30"/>
                     <a:stretch>
                       <a:fillRect/>
                     </a:stretch>
@@ -1257,7 +1257,7 @@
                           <pic:cNvPicPr/>
                         </pic:nvPicPr>
                         <pic:blipFill>
-                          <a:blip r:embed="rId31"/>
+                          <a:blip r:link="rId31"/>
                           <a:stretch>
                             <a:fillRect/>
                           </a:stretch>
@@ -1476,7 +1476,7 @@
                     <pic:cNvPicPr/>
                   </pic:nvPicPr>
                   <pic:blipFill>
-                    <a:blip r:embed="rId32"/>
+                    <a:blip r:link="rId32"/>
                     <a:stretch>
                       <a:fillRect/>
                     </a:stretch>

--- a/content/CP1972/CP1972-9.docx
+++ b/content/CP1972/CP1972-9.docx
@@ -206,7 +206,7 @@
                 <w:noProof/>
               </w:rPr>
               <w:drawing>
-                <wp:inline distT="0" distB="0" distL="0" distR="0" wp14:anchorId="703C5FB2" wp14:editId="24C0EA2D">
+                <wp:inline distT="0" distB="0" distL="0" distR="0" wp14:anchorId="703C5FB2" wp14:editId="711A5A0C">
                   <wp:extent cx="2023511" cy="1660379"/>
                   <wp:effectExtent l="0" t="0" r="0" b="0"/>
                   <wp:docPr id="53921279" name="bubble level.png"/>
@@ -221,7 +221,7 @@
                           <pic:cNvPicPr/>
                         </pic:nvPicPr>
                         <pic:blipFill>
-                          <a:blip r:link="rId8"/>
+                          <a:blip r:embed="rId8" r:link="rId9"/>
                           <a:stretch>
                             <a:fillRect/>
                           </a:stretch>
@@ -363,7 +363,7 @@
           <w14:ligatures w14:val="standardContextual"/>
         </w:rPr>
         <w:drawing>
-          <wp:inline distT="0" distB="0" distL="0" distR="0" wp14:anchorId="0CA16820" wp14:editId="20F0B9EB">
+          <wp:inline distT="0" distB="0" distL="0" distR="0" wp14:anchorId="0CA16820" wp14:editId="08DEF838">
             <wp:extent cx="2296633" cy="1848984"/>
             <wp:effectExtent l="0" t="0" r="8890" b="0"/>
             <wp:docPr id="1167902557" name="compressive cell.png" descr="A diagram of a machine&#10;&#10;AI-generated content may be incorrect."/>
@@ -378,7 +378,7 @@
                     <pic:cNvPicPr/>
                   </pic:nvPicPr>
                   <pic:blipFill>
-                    <a:blip r:link="rId9"/>
+                    <a:blip r:embed="rId10" r:link="rId11"/>
                     <a:stretch>
                       <a:fillRect/>
                     </a:stretch>
@@ -529,7 +529,7 @@
       </w:pPr>
     </w:p>
     <w:sectPr>
-      <w:footerReference w:type="default" r:id="rId10"/>
+      <w:footerReference w:type="default" r:id="rId12"/>
       <w:type w:val="continuous"/>
       <w:pgSz w:w="11906" w:h="16838"/>
       <w:pgMar w:top="907" w:right="567" w:bottom="567" w:left="567" w:header="709" w:footer="709" w:gutter="0"/>
